--- a/Устав/_документы/Резолюция ГИД по итогам протокола УС № 7 от 19.02.2026.docx
+++ b/Устав/_документы/Резолюция ГИД по итогам протокола УС № 7 от 19.02.2026.docx
@@ -797,7 +797,23 @@
           <w:sz w:val="25"/>
           <w:szCs w:val="25"/>
         </w:rPr>
-        <w:t>ПОСТАНОВИЛ закрепить размер стоимости услуги «Аудит годовой финансовой отчетности по МСФО за 2025 год» в 2026 году в размере 2 500 000 (два миллиона пятьсот тысяч) тенге с учетом НДС — по наименьшему ценовому предложению, полученному в ходе конкурсных процедур, и заключить соответствующий договор с аудиторской организацией;</w:t>
+        <w:t xml:space="preserve">ПОСТАНОВИЛ закрепить размер стоимости услуги «Аудит годовой финансовой отчетности по МСФО за 2025 год» в 2026 году в размере 2 500 000 (два миллиона пятьсот тысяч) тенге с учетом НДС </w:t>
+      </w:r>
+      <w:r>
+        <w:rPr>
+          <w:rFonts w:ascii="Arial" w:hAnsi="Arial" w:cs="Arial"/>
+          <w:sz w:val="25"/>
+          <w:szCs w:val="25"/>
+        </w:rPr>
+        <w:t>–</w:t>
+      </w:r>
+      <w:r>
+        <w:rPr>
+          <w:rFonts w:ascii="Arial" w:hAnsi="Arial" w:cs="Arial"/>
+          <w:sz w:val="25"/>
+          <w:szCs w:val="25"/>
+        </w:rPr>
+        <w:t xml:space="preserve"> по наименьшему ценовому предложению, полученному в ходе конкурсных процедур, и заключить соответствующий договор с аудиторской организацией;</w:t>
       </w:r>
     </w:p>
     <w:p>
